--- a/Autodarts_Installationshandbuch_v3.docx
+++ b/Autodarts_Installationshandbuch_v3.docx
@@ -48,7 +48,21 @@
         <w:rPr>
           <w:sz w:val="28"/>
         </w:rPr>
-        <w:t xml:space="preserve"> by </w:t>
+        <w:t xml:space="preserve"> </w:t>
+      </w:r>
+      <w:proofErr w:type="spellStart"/>
+      <w:r>
+        <w:rPr>
+          <w:sz w:val="28"/>
+        </w:rPr>
+        <w:t>by</w:t>
+      </w:r>
+      <w:proofErr w:type="spellEnd"/>
+      <w:r>
+        <w:rPr>
+          <w:sz w:val="28"/>
+        </w:rPr>
+        <w:t xml:space="preserve"> </w:t>
       </w:r>
       <w:r>
         <w:rPr>
@@ -66,21 +80,63 @@
           <w:i/>
           <w:sz w:val="20"/>
         </w:rPr>
-        <w:t xml:space="preserve">Version: 1.0   |   Stand: </w:t>
+        <w:t>Version: 1.</w:t>
       </w:r>
       <w:r>
         <w:rPr>
           <w:i/>
           <w:sz w:val="20"/>
         </w:rPr>
-        <w:t>17.12</w:t>
+        <w:t>47</w:t>
       </w:r>
       <w:r>
         <w:rPr>
           <w:i/>
           <w:sz w:val="20"/>
         </w:rPr>
-        <w:t>.2025</w:t>
+        <w:t xml:space="preserve">   |   Stand: </w:t>
+      </w:r>
+      <w:r>
+        <w:rPr>
+          <w:i/>
+          <w:sz w:val="20"/>
+        </w:rPr>
+        <w:t>1</w:t>
+      </w:r>
+      <w:r>
+        <w:rPr>
+          <w:i/>
+          <w:sz w:val="20"/>
+        </w:rPr>
+        <w:t>8</w:t>
+      </w:r>
+      <w:r>
+        <w:rPr>
+          <w:i/>
+          <w:sz w:val="20"/>
+        </w:rPr>
+        <w:t>.</w:t>
+      </w:r>
+      <w:r>
+        <w:rPr>
+          <w:i/>
+          <w:sz w:val="20"/>
+        </w:rPr>
+        <w:t>03</w:t>
+      </w:r>
+      <w:r>
+        <w:rPr>
+          <w:i/>
+          <w:sz w:val="20"/>
+        </w:rPr>
+        <w:t>.202</w:t>
+      </w:r>
+      <w:r>
+        <w:rPr>
+          <w:i/>
+          <w:sz w:val="20"/>
+        </w:rPr>
+        <w:t>6</w:t>
       </w:r>
     </w:p>
     <w:p>
@@ -142,7 +198,23 @@
     </w:p>
     <w:p>
       <w:r>
-        <w:t>Dazu benötigen Sie Internet, verbinden Sie sich entweder mit dem Wlan zuhasue oder verwenden sie ihr Handy dafür</w:t>
+        <w:t xml:space="preserve">Dazu benötigen Sie Internet, verbinden Sie sich entweder mit dem </w:t>
+      </w:r>
+      <w:proofErr w:type="spellStart"/>
+      <w:r>
+        <w:t>Wlan</w:t>
+      </w:r>
+      <w:proofErr w:type="spellEnd"/>
+      <w:r>
+        <w:t xml:space="preserve"> </w:t>
+      </w:r>
+      <w:proofErr w:type="spellStart"/>
+      <w:r>
+        <w:t>zuhasue</w:t>
+      </w:r>
+      <w:proofErr w:type="spellEnd"/>
+      <w:r>
+        <w:t xml:space="preserve"> oder verwenden sie ihr Handy dafür</w:t>
       </w:r>
       <w:r>
         <w:br/>
@@ -174,29 +246,26 @@
     </w:p>
     <w:p>
       <w:r>
+        <w:t>Dabei erhalten Sie zwei Codes, die nur für Sie bestimmt sind.</w:t>
+      </w:r>
+    </w:p>
+    <w:p>
+      <w:r>
         <w:rPr>
           <w:noProof/>
         </w:rPr>
         <w:drawing>
-          <wp:anchor distT="0" distB="0" distL="114300" distR="114300" simplePos="0" relativeHeight="251659776" behindDoc="1" locked="0" layoutInCell="1" allowOverlap="1" wp14:anchorId="656C33AF" wp14:editId="5B7661E6">
+          <wp:anchor distT="0" distB="0" distL="114300" distR="114300" simplePos="0" relativeHeight="251655680" behindDoc="1" locked="0" layoutInCell="1" allowOverlap="1" wp14:anchorId="656C33AF" wp14:editId="4FFCA1A6">
             <wp:simplePos x="0" y="0"/>
-            <wp:positionH relativeFrom="column">
-              <wp:posOffset>0</wp:posOffset>
+            <wp:positionH relativeFrom="margin">
+              <wp:align>left</wp:align>
             </wp:positionH>
             <wp:positionV relativeFrom="paragraph">
-              <wp:posOffset>334645</wp:posOffset>
+              <wp:posOffset>219710</wp:posOffset>
             </wp:positionV>
             <wp:extent cx="6188400" cy="3178800"/>
             <wp:effectExtent l="0" t="0" r="3175" b="3175"/>
-            <wp:wrapTight wrapText="bothSides">
-              <wp:wrapPolygon edited="0">
-                <wp:start x="0" y="0"/>
-                <wp:lineTo x="0" y="21492"/>
-                <wp:lineTo x="21545" y="21492"/>
-                <wp:lineTo x="21545" y="0"/>
-                <wp:lineTo x="0" y="0"/>
-              </wp:wrapPolygon>
-            </wp:wrapTight>
+            <wp:wrapNone/>
             <wp:docPr id="578797583" name="Grafik 1" descr="Ein Bild, das Text, Screenshot, Multimedia-Software, Spielesoftware enthält.&#10;&#10;KI-generierte Inhalte können fehlerhaft sein."/>
             <wp:cNvGraphicFramePr>
               <a:graphicFrameLocks xmlns:a="http://schemas.openxmlformats.org/drawingml/2006/main" noChangeAspect="1"/>
@@ -235,36 +304,116 @@
           </wp:anchor>
         </w:drawing>
       </w:r>
-      <w:r>
-        <w:t>Dabei erhalten Sie zwei Codes, die nur für Sie bestimmt sind.</w:t>
-      </w:r>
+    </w:p>
+    <w:p/>
+    <w:p/>
+    <w:p>
+      <w:pPr>
+        <w:rPr>
+          <w:b/>
+          <w:bCs/>
+          <w:sz w:val="24"/>
+          <w:szCs w:val="24"/>
+        </w:rPr>
+      </w:pPr>
     </w:p>
     <w:p>
+      <w:pPr>
+        <w:rPr>
+          <w:b/>
+          <w:bCs/>
+          <w:sz w:val="24"/>
+          <w:szCs w:val="24"/>
+        </w:rPr>
+      </w:pPr>
+    </w:p>
+    <w:p>
+      <w:pPr>
+        <w:rPr>
+          <w:b/>
+          <w:bCs/>
+          <w:sz w:val="24"/>
+          <w:szCs w:val="24"/>
+        </w:rPr>
+      </w:pPr>
+    </w:p>
+    <w:p>
+      <w:pPr>
+        <w:rPr>
+          <w:b/>
+          <w:bCs/>
+          <w:sz w:val="24"/>
+          <w:szCs w:val="24"/>
+        </w:rPr>
+      </w:pPr>
+    </w:p>
+    <w:p>
+      <w:pPr>
+        <w:rPr>
+          <w:b/>
+          <w:bCs/>
+          <w:sz w:val="24"/>
+          <w:szCs w:val="24"/>
+        </w:rPr>
+      </w:pPr>
+    </w:p>
+    <w:p>
+      <w:pPr>
+        <w:rPr>
+          <w:b/>
+          <w:bCs/>
+          <w:sz w:val="24"/>
+          <w:szCs w:val="24"/>
+        </w:rPr>
+      </w:pPr>
+    </w:p>
+    <w:p>
+      <w:pPr>
+        <w:rPr>
+          <w:b/>
+          <w:bCs/>
+          <w:sz w:val="24"/>
+          <w:szCs w:val="24"/>
+        </w:rPr>
+      </w:pPr>
+    </w:p>
+    <w:p>
+      <w:pPr>
+        <w:rPr>
+          <w:b/>
+          <w:bCs/>
+          <w:sz w:val="24"/>
+          <w:szCs w:val="24"/>
+        </w:rPr>
+      </w:pPr>
+    </w:p>
+    <w:p>
+      <w:pPr>
+        <w:rPr>
+          <w:b/>
+          <w:bCs/>
+          <w:sz w:val="24"/>
+          <w:szCs w:val="24"/>
+        </w:rPr>
+      </w:pPr>
       <w:r>
         <w:rPr>
           <w:noProof/>
         </w:rPr>
+        <w:lastRenderedPageBreak/>
         <w:drawing>
-          <wp:anchor distT="0" distB="0" distL="114300" distR="114300" simplePos="0" relativeHeight="251662848" behindDoc="1" locked="0" layoutInCell="1" allowOverlap="1" wp14:anchorId="345D055B" wp14:editId="666E0BE1">
+          <wp:anchor distT="0" distB="0" distL="114300" distR="114300" simplePos="0" relativeHeight="251657728" behindDoc="1" locked="0" layoutInCell="1" allowOverlap="1" wp14:anchorId="345D055B" wp14:editId="246934D9">
             <wp:simplePos x="0" y="0"/>
-            <wp:positionH relativeFrom="column">
-              <wp:posOffset>635</wp:posOffset>
+            <wp:positionH relativeFrom="margin">
+              <wp:posOffset>76835</wp:posOffset>
             </wp:positionH>
             <wp:positionV relativeFrom="paragraph">
-              <wp:posOffset>-5715</wp:posOffset>
+              <wp:posOffset>-10997</wp:posOffset>
             </wp:positionV>
-            <wp:extent cx="6188710" cy="2577465"/>
+            <wp:extent cx="6188710" cy="2576599"/>
             <wp:effectExtent l="0" t="0" r="2540" b="0"/>
-            <wp:wrapTight wrapText="bothSides">
-              <wp:wrapPolygon edited="0">
-                <wp:start x="0" y="0"/>
-                <wp:lineTo x="0" y="21392"/>
-                <wp:lineTo x="21542" y="21392"/>
-                <wp:lineTo x="21542" y="0"/>
-                <wp:lineTo x="0" y="0"/>
-              </wp:wrapPolygon>
-            </wp:wrapTight>
-            <wp:docPr id="1945891711" name="Grafik 1" descr="Ein Bild, das Text, Screenshot, Software, Betriebssystem enthält.&#10;&#10;KI-generierte Inhalte können fehlerhaft sein."/>
+            <wp:wrapNone/>
+            <wp:docPr id="1945891711" name="Grafik 1"/>
             <wp:cNvGraphicFramePr>
               <a:graphicFrameLocks xmlns:a="http://schemas.openxmlformats.org/drawingml/2006/main" noChangeAspect="1"/>
             </wp:cNvGraphicFramePr>
@@ -272,7 +421,7 @@
               <a:graphicData uri="http://schemas.openxmlformats.org/drawingml/2006/picture">
                 <pic:pic xmlns:pic="http://schemas.openxmlformats.org/drawingml/2006/picture">
                   <pic:nvPicPr>
-                    <pic:cNvPr id="1945891711" name="Grafik 1" descr="Ein Bild, das Text, Screenshot, Software, Betriebssystem enthält.&#10;&#10;KI-generierte Inhalte können fehlerhaft sein."/>
+                    <pic:cNvPr id="1945891711" name="Grafik 1"/>
                     <pic:cNvPicPr/>
                   </pic:nvPicPr>
                   <pic:blipFill>
@@ -284,7 +433,7 @@
                   <pic:spPr>
                     <a:xfrm>
                       <a:off x="0" y="0"/>
-                      <a:ext cx="6188710" cy="2577465"/>
+                      <a:ext cx="6188710" cy="2576599"/>
                     </a:xfrm>
                     <a:prstGeom prst="rect">
                       <a:avLst/>
@@ -303,16 +452,121 @@
         </w:drawing>
       </w:r>
     </w:p>
-    <w:p/>
     <w:p>
+      <w:pPr>
+        <w:rPr>
+          <w:b/>
+          <w:bCs/>
+          <w:sz w:val="24"/>
+          <w:szCs w:val="24"/>
+        </w:rPr>
+      </w:pPr>
+    </w:p>
+    <w:p>
+      <w:pPr>
+        <w:rPr>
+          <w:b/>
+          <w:bCs/>
+          <w:sz w:val="24"/>
+          <w:szCs w:val="24"/>
+        </w:rPr>
+      </w:pPr>
+    </w:p>
+    <w:p>
+      <w:pPr>
+        <w:rPr>
+          <w:b/>
+          <w:bCs/>
+          <w:sz w:val="24"/>
+          <w:szCs w:val="24"/>
+        </w:rPr>
+      </w:pPr>
+    </w:p>
+    <w:p>
+      <w:pPr>
+        <w:rPr>
+          <w:b/>
+          <w:bCs/>
+          <w:sz w:val="24"/>
+          <w:szCs w:val="24"/>
+        </w:rPr>
+      </w:pPr>
+    </w:p>
+    <w:p>
+      <w:pPr>
+        <w:rPr>
+          <w:b/>
+          <w:bCs/>
+          <w:sz w:val="24"/>
+          <w:szCs w:val="24"/>
+        </w:rPr>
+      </w:pPr>
+    </w:p>
+    <w:p>
+      <w:pPr>
+        <w:rPr>
+          <w:b/>
+          <w:bCs/>
+          <w:sz w:val="24"/>
+          <w:szCs w:val="24"/>
+        </w:rPr>
+      </w:pPr>
+    </w:p>
+    <w:p>
+      <w:pPr>
+        <w:rPr>
+          <w:b/>
+          <w:bCs/>
+          <w:sz w:val="24"/>
+          <w:szCs w:val="24"/>
+        </w:rPr>
+      </w:pPr>
+    </w:p>
+    <w:p>
+      <w:pPr>
+        <w:rPr>
+          <w:b/>
+          <w:bCs/>
+          <w:sz w:val="24"/>
+          <w:szCs w:val="24"/>
+        </w:rPr>
+      </w:pPr>
+    </w:p>
+    <w:p>
+      <w:pPr>
+        <w:rPr>
+          <w:b/>
+          <w:bCs/>
+          <w:sz w:val="24"/>
+          <w:szCs w:val="24"/>
+        </w:rPr>
+      </w:pPr>
+    </w:p>
+    <w:p>
+      <w:pPr>
+        <w:rPr>
+          <w:b/>
+          <w:bCs/>
+          <w:sz w:val="24"/>
+          <w:szCs w:val="24"/>
+        </w:rPr>
+      </w:pPr>
       <w:r>
         <w:rPr>
           <w:noProof/>
         </w:rPr>
         <w:drawing>
-          <wp:inline distT="0" distB="0" distL="0" distR="0" wp14:anchorId="58900597" wp14:editId="2833488D">
+          <wp:anchor distT="0" distB="0" distL="114300" distR="114300" simplePos="0" relativeHeight="251663872" behindDoc="1" locked="0" layoutInCell="1" allowOverlap="1" wp14:anchorId="58900597" wp14:editId="7866F079">
+            <wp:simplePos x="0" y="0"/>
+            <wp:positionH relativeFrom="column">
+              <wp:posOffset>61595</wp:posOffset>
+            </wp:positionH>
+            <wp:positionV relativeFrom="paragraph">
+              <wp:posOffset>122555</wp:posOffset>
+            </wp:positionV>
             <wp:extent cx="6188710" cy="3568700"/>
             <wp:effectExtent l="0" t="0" r="2540" b="0"/>
+            <wp:wrapNone/>
             <wp:docPr id="789613496" name="Grafik 1" descr="Ein Bild, das Text, Screenshot, Software, Betriebssystem enthält.&#10;&#10;KI-generierte Inhalte können fehlerhaft sein."/>
             <wp:cNvGraphicFramePr>
               <a:graphicFrameLocks xmlns:a="http://schemas.openxmlformats.org/drawingml/2006/main" noChangeAspect="1"/>
@@ -342,7 +596,7 @@
                 </pic:pic>
               </a:graphicData>
             </a:graphic>
-          </wp:inline>
+          </wp:anchor>
         </w:drawing>
       </w:r>
     </w:p>
@@ -355,75 +609,227 @@
           <w:szCs w:val="24"/>
         </w:rPr>
       </w:pPr>
-      <w:r>
+    </w:p>
+    <w:p>
+      <w:pPr>
         <w:rPr>
           <w:b/>
           <w:bCs/>
           <w:sz w:val="24"/>
           <w:szCs w:val="24"/>
         </w:rPr>
-        <w:t>Merken Sie sich diese Codes</w:t>
-      </w:r>
-      <w:r>
+      </w:pPr>
+    </w:p>
+    <w:p>
+      <w:pPr>
         <w:rPr>
           <w:b/>
           <w:bCs/>
           <w:sz w:val="24"/>
           <w:szCs w:val="24"/>
         </w:rPr>
-        <w:t xml:space="preserve">(aufschreiben oder </w:t>
-      </w:r>
-      <w:r>
+      </w:pPr>
+    </w:p>
+    <w:p>
+      <w:pPr>
         <w:rPr>
           <w:b/>
           <w:bCs/>
           <w:sz w:val="24"/>
           <w:szCs w:val="24"/>
         </w:rPr>
-        <w:t>abfotografieren</w:t>
-      </w:r>
-      <w:r>
+      </w:pPr>
+    </w:p>
+    <w:p>
+      <w:pPr>
         <w:rPr>
           <w:b/>
           <w:bCs/>
           <w:sz w:val="24"/>
           <w:szCs w:val="24"/>
         </w:rPr>
-        <w:t>)</w:t>
-      </w:r>
-      <w:r>
+      </w:pPr>
+    </w:p>
+    <w:p>
+      <w:pPr>
         <w:rPr>
           <w:b/>
           <w:bCs/>
           <w:sz w:val="24"/>
           <w:szCs w:val="24"/>
         </w:rPr>
-        <w:t xml:space="preserve">!!!Nun können Sie </w:t>
-      </w:r>
-      <w:r>
+      </w:pPr>
+    </w:p>
+    <w:p>
+      <w:pPr>
         <w:rPr>
           <w:b/>
           <w:bCs/>
           <w:sz w:val="24"/>
           <w:szCs w:val="24"/>
         </w:rPr>
+      </w:pPr>
+    </w:p>
+    <w:p>
+      <w:pPr>
+        <w:rPr>
+          <w:b/>
+          <w:bCs/>
+          <w:sz w:val="24"/>
+          <w:szCs w:val="24"/>
+        </w:rPr>
+      </w:pPr>
+    </w:p>
+    <w:p>
+      <w:pPr>
+        <w:rPr>
+          <w:b/>
+          <w:bCs/>
+          <w:sz w:val="24"/>
+          <w:szCs w:val="24"/>
+        </w:rPr>
+      </w:pPr>
+    </w:p>
+    <w:p>
+      <w:pPr>
+        <w:rPr>
+          <w:b/>
+          <w:bCs/>
+          <w:sz w:val="24"/>
+          <w:szCs w:val="24"/>
+        </w:rPr>
+      </w:pPr>
+    </w:p>
+    <w:p>
+      <w:pPr>
+        <w:rPr>
+          <w:b/>
+          <w:bCs/>
+          <w:sz w:val="24"/>
+          <w:szCs w:val="24"/>
+        </w:rPr>
+      </w:pPr>
+    </w:p>
+    <w:p>
+      <w:pPr>
+        <w:rPr>
+          <w:b/>
+          <w:bCs/>
+          <w:sz w:val="24"/>
+          <w:szCs w:val="24"/>
+        </w:rPr>
+      </w:pPr>
+      <w:r>
+        <w:rPr>
+          <w:b/>
+          <w:bCs/>
+          <w:sz w:val="24"/>
+          <w:szCs w:val="24"/>
+        </w:rPr>
+        <w:t>Me</w:t>
+      </w:r>
+      <w:r>
+        <w:rPr>
+          <w:b/>
+          <w:bCs/>
+          <w:sz w:val="24"/>
+          <w:szCs w:val="24"/>
+        </w:rPr>
+        <w:t xml:space="preserve">rken Sie sich diese </w:t>
+      </w:r>
+      <w:proofErr w:type="gramStart"/>
+      <w:r>
+        <w:rPr>
+          <w:b/>
+          <w:bCs/>
+          <w:sz w:val="24"/>
+          <w:szCs w:val="24"/>
+        </w:rPr>
+        <w:t>Codes</w:t>
+      </w:r>
+      <w:r>
+        <w:rPr>
+          <w:b/>
+          <w:bCs/>
+          <w:sz w:val="24"/>
+          <w:szCs w:val="24"/>
+        </w:rPr>
+        <w:t>(</w:t>
+      </w:r>
+      <w:proofErr w:type="gramEnd"/>
+      <w:r>
+        <w:rPr>
+          <w:b/>
+          <w:bCs/>
+          <w:sz w:val="24"/>
+          <w:szCs w:val="24"/>
+        </w:rPr>
+        <w:t xml:space="preserve">aufschreiben oder </w:t>
+      </w:r>
+      <w:r>
+        <w:rPr>
+          <w:b/>
+          <w:bCs/>
+          <w:sz w:val="24"/>
+          <w:szCs w:val="24"/>
+        </w:rPr>
+        <w:t>abfotografieren</w:t>
+      </w:r>
+      <w:r>
+        <w:rPr>
+          <w:b/>
+          <w:bCs/>
+          <w:sz w:val="24"/>
+          <w:szCs w:val="24"/>
+        </w:rPr>
+        <w:t>)</w:t>
+      </w:r>
+      <w:r>
+        <w:rPr>
+          <w:b/>
+          <w:bCs/>
+          <w:sz w:val="24"/>
+          <w:szCs w:val="24"/>
+        </w:rPr>
+        <w:t xml:space="preserve">!!!Nun können Sie </w:t>
+      </w:r>
+      <w:r>
+        <w:rPr>
+          <w:b/>
+          <w:bCs/>
+          <w:sz w:val="24"/>
+          <w:szCs w:val="24"/>
+        </w:rPr>
         <w:t>mit der Installation beginnen</w:t>
       </w:r>
     </w:p>
     <w:p/>
-    <w:p/>
-    <w:p/>
-    <w:p/>
-    <w:p/>
     <w:p>
       <w:pPr>
         <w:pStyle w:val="berschrift1"/>
       </w:pPr>
       <w:r>
+        <w:lastRenderedPageBreak/>
         <w:t xml:space="preserve">2. </w:t>
       </w:r>
       <w:r>
-        <w:t>Mit Ihrem Internert/Wlan verbinden</w:t>
+        <w:t xml:space="preserve">Mit Ihrem </w:t>
+      </w:r>
+      <w:proofErr w:type="spellStart"/>
+      <w:r>
+        <w:t>Internert</w:t>
+      </w:r>
+      <w:proofErr w:type="spellEnd"/>
+      <w:r>
+        <w:t>/</w:t>
+      </w:r>
+      <w:proofErr w:type="spellStart"/>
+      <w:r>
+        <w:t>Wlan</w:t>
+      </w:r>
+      <w:proofErr w:type="spellEnd"/>
+      <w:r>
+        <w:t xml:space="preserve"> verbinden</w:t>
       </w:r>
     </w:p>
     <w:p>
@@ -491,7 +897,15 @@
               <w:rPr>
                 <w:b/>
               </w:rPr>
-              <w:t>Vorzugsweise mit einem Laptop</w:t>
+              <w:t xml:space="preserve">Vorzugsweise mit einem </w:t>
+            </w:r>
+            <w:proofErr w:type="spellStart"/>
+            <w:proofErr w:type="gramStart"/>
+            <w:r>
+              <w:rPr>
+                <w:b/>
+              </w:rPr>
+              <w:t>Laptop</w:t>
             </w:r>
             <w:r>
               <w:rPr>
@@ -503,7 +917,15 @@
               <w:rPr>
                 <w:b/>
               </w:rPr>
-              <w:t>PC oder Tablet mit Maus</w:t>
+              <w:t>PC</w:t>
+            </w:r>
+            <w:proofErr w:type="spellEnd"/>
+            <w:proofErr w:type="gramEnd"/>
+            <w:r>
+              <w:rPr>
+                <w:b/>
+              </w:rPr>
+              <w:t xml:space="preserve"> oder Tablet mit Maus</w:t>
             </w:r>
             <w:r>
               <w:rPr>
@@ -569,7 +991,23 @@
                 <w:b/>
                 <w:bCs/>
               </w:rPr>
-              <w:t xml:space="preserve">, sollte das nicht möglich sein </w:t>
+              <w:t xml:space="preserve">, sollte das nicht möglich </w:t>
+            </w:r>
+            <w:proofErr w:type="gramStart"/>
+            <w:r>
+              <w:rPr>
+                <w:b/>
+                <w:bCs/>
+              </w:rPr>
+              <w:t>sein</w:t>
+            </w:r>
+            <w:proofErr w:type="gramEnd"/>
+            <w:r>
+              <w:rPr>
+                <w:b/>
+                <w:bCs/>
+              </w:rPr>
+              <w:t xml:space="preserve"> </w:t>
             </w:r>
             <w:r>
               <w:rPr>
@@ -604,19 +1042,41 @@
       </w:tr>
     </w:tbl>
     <w:p>
+      <w:pPr>
+        <w:rPr>
+          <w:b/>
+          <w:bCs/>
+        </w:rPr>
+      </w:pPr>
+    </w:p>
+    <w:p>
+      <w:pPr>
+        <w:rPr>
+          <w:b/>
+          <w:bCs/>
+        </w:rPr>
+      </w:pPr>
+    </w:p>
+    <w:p>
+      <w:pPr>
+        <w:rPr>
+          <w:b/>
+          <w:sz w:val="24"/>
+          <w:szCs w:val="24"/>
+        </w:rPr>
+      </w:pPr>
       <w:r>
         <w:rPr>
           <w:noProof/>
         </w:rPr>
-        <w:lastRenderedPageBreak/>
         <w:drawing>
-          <wp:anchor distT="0" distB="0" distL="114300" distR="114300" simplePos="0" relativeHeight="251654656" behindDoc="1" locked="0" layoutInCell="1" allowOverlap="1" wp14:anchorId="075A1BC3" wp14:editId="6642511A">
+          <wp:anchor distT="0" distB="0" distL="114300" distR="114300" simplePos="0" relativeHeight="251653632" behindDoc="1" locked="0" layoutInCell="1" allowOverlap="1" wp14:anchorId="075A1BC3" wp14:editId="0EC4500F">
             <wp:simplePos x="0" y="0"/>
             <wp:positionH relativeFrom="margin">
-              <wp:align>left</wp:align>
+              <wp:posOffset>38100</wp:posOffset>
             </wp:positionH>
-            <wp:positionV relativeFrom="page">
-              <wp:posOffset>1371600</wp:posOffset>
+            <wp:positionV relativeFrom="margin">
+              <wp:align>center</wp:align>
             </wp:positionV>
             <wp:extent cx="1927860" cy="3115310"/>
             <wp:effectExtent l="0" t="0" r="0" b="8890"/>
@@ -782,12 +1242,6 @@
       </w:pPr>
     </w:p>
     <w:p>
-      <w:pPr>
-        <w:rPr>
-          <w:sz w:val="24"/>
-          <w:szCs w:val="24"/>
-        </w:rPr>
-      </w:pPr>
       <w:r>
         <w:rPr>
           <w:b/>
@@ -827,65 +1281,12 @@
         </w:rPr>
       </w:pPr>
       <w:r>
-        <w:drawing>
-          <wp:anchor distT="0" distB="0" distL="114300" distR="114300" simplePos="0" relativeHeight="251656704" behindDoc="1" locked="0" layoutInCell="1" allowOverlap="1" wp14:anchorId="11BEA609" wp14:editId="20659C2E">
-            <wp:simplePos x="0" y="0"/>
-            <wp:positionH relativeFrom="margin">
-              <wp:align>left</wp:align>
-            </wp:positionH>
-            <wp:positionV relativeFrom="paragraph">
-              <wp:posOffset>842645</wp:posOffset>
-            </wp:positionV>
-            <wp:extent cx="6188710" cy="2879725"/>
-            <wp:effectExtent l="0" t="0" r="2540" b="0"/>
-            <wp:wrapTight wrapText="bothSides">
-              <wp:wrapPolygon edited="0">
-                <wp:start x="0" y="0"/>
-                <wp:lineTo x="0" y="21433"/>
-                <wp:lineTo x="21542" y="21433"/>
-                <wp:lineTo x="21542" y="0"/>
-                <wp:lineTo x="0" y="0"/>
-              </wp:wrapPolygon>
-            </wp:wrapTight>
-            <wp:docPr id="691183991" name="Grafik 1"/>
-            <wp:cNvGraphicFramePr>
-              <a:graphicFrameLocks xmlns:a="http://schemas.openxmlformats.org/drawingml/2006/main" noChangeAspect="1"/>
-            </wp:cNvGraphicFramePr>
-            <a:graphic xmlns:a="http://schemas.openxmlformats.org/drawingml/2006/main">
-              <a:graphicData uri="http://schemas.openxmlformats.org/drawingml/2006/picture">
-                <pic:pic xmlns:pic="http://schemas.openxmlformats.org/drawingml/2006/picture">
-                  <pic:nvPicPr>
-                    <pic:cNvPr id="691183991" name=""/>
-                    <pic:cNvPicPr/>
-                  </pic:nvPicPr>
-                  <pic:blipFill>
-                    <a:blip r:embed="rId14"/>
-                    <a:stretch>
-                      <a:fillRect/>
-                    </a:stretch>
-                  </pic:blipFill>
-                  <pic:spPr>
-                    <a:xfrm>
-                      <a:off x="0" y="0"/>
-                      <a:ext cx="6188710" cy="2879725"/>
-                    </a:xfrm>
-                    <a:prstGeom prst="rect">
-                      <a:avLst/>
-                    </a:prstGeom>
-                  </pic:spPr>
-                </pic:pic>
-              </a:graphicData>
-            </a:graphic>
-          </wp:anchor>
-        </w:drawing>
-      </w:r>
-      <w:r>
         <w:t>Öff</w:t>
       </w:r>
       <w:r>
         <w:t xml:space="preserve">nen Sie nun Ihren Browser (z.B. Chrome, Firefox oder Edge) und gehen Sie auf die Seite </w:t>
       </w:r>
-      <w:hyperlink r:id="rId15" w:history="1">
+      <w:hyperlink r:id="rId14" w:history="1">
         <w:r>
           <w:rPr>
             <w:rStyle w:val="Hyperlink"/>
@@ -902,7 +1303,7 @@
       <w:r>
         <w:t xml:space="preserve">das ist die Stelle wo Sie normalerweise </w:t>
       </w:r>
-      <w:hyperlink r:id="rId16" w:history="1">
+      <w:hyperlink r:id="rId15" w:history="1">
         <w:r>
           <w:rPr>
             <w:rStyle w:val="Hyperlink"/>
@@ -916,48 +1317,80 @@
       <w:r>
         <w:t>)</w:t>
       </w:r>
+      <w:r>
+        <w:t xml:space="preserve"> </w:t>
+      </w:r>
     </w:p>
     <w:p>
       <w:pPr>
-        <w:pStyle w:val="berschrift1"/>
-      </w:pPr>
-      <w:r>
-        <w:lastRenderedPageBreak/>
-        <w:t>Installation Schritt für Schritt</w:t>
-      </w:r>
+        <w:rPr>
+          <w:b/>
+          <w:sz w:val="24"/>
+          <w:szCs w:val="24"/>
+        </w:rPr>
+      </w:pPr>
     </w:p>
     <w:p>
       <w:pPr>
-        <w:pStyle w:val="berschrift2"/>
-      </w:pPr>
-      <w:r>
-        <w:t>3</w:t>
-      </w:r>
-      <w:r>
-        <w:t>. Mit Ihrem</w:t>
-      </w:r>
-      <w:r>
-        <w:t xml:space="preserve"> INTERNET</w:t>
-      </w:r>
-      <w:r>
-        <w:t xml:space="preserve"> verbinden</w:t>
-      </w:r>
-      <w:r>
-        <w:br/>
-        <w:t>Falls ein Lankabel verwendet wird, reicht es</w:t>
-      </w:r>
-      <w:r>
-        <w:t>,</w:t>
-      </w:r>
-      <w:r>
-        <w:t xml:space="preserve"> wenn dieses angeschlossen wird.</w:t>
-      </w:r>
+        <w:rPr>
+          <w:sz w:val="24"/>
+          <w:szCs w:val="24"/>
+        </w:rPr>
+      </w:pPr>
     </w:p>
     <w:p>
+      <w:pPr>
+        <w:rPr>
+          <w:sz w:val="24"/>
+          <w:szCs w:val="24"/>
+        </w:rPr>
+      </w:pPr>
+    </w:p>
+    <w:p>
+      <w:pPr>
+        <w:pStyle w:val="berschrift2"/>
+      </w:pPr>
+      <w:r>
+        <w:lastRenderedPageBreak/>
+        <w:t>3</w:t>
+      </w:r>
+      <w:r>
+        <w:t>. Mit Ihrem</w:t>
+      </w:r>
+      <w:r>
+        <w:t xml:space="preserve"> INTERNET</w:t>
+      </w:r>
+      <w:r>
+        <w:t xml:space="preserve"> verbinden</w:t>
+      </w:r>
       <w:r>
         <w:br/>
+        <w:t xml:space="preserve">Falls ein </w:t>
+      </w:r>
+      <w:proofErr w:type="spellStart"/>
+      <w:r>
+        <w:t>Lankabel</w:t>
+      </w:r>
+      <w:proofErr w:type="spellEnd"/>
+      <w:r>
+        <w:t xml:space="preserve"> verwendet wird, reicht es</w:t>
+      </w:r>
+      <w:r>
+        <w:t>,</w:t>
+      </w:r>
+      <w:r>
+        <w:t xml:space="preserve"> wenn dieses angeschlossen wird.</w:t>
+      </w:r>
+    </w:p>
+    <w:p>
+      <w:r>
+        <w:br/>
+      </w:r>
+      <w:proofErr w:type="spellStart"/>
+      <w:r>
         <w:t>Wlan</w:t>
       </w:r>
+      <w:proofErr w:type="spellEnd"/>
       <w:r>
         <w:br/>
         <w:t>Ihr</w:t>
@@ -966,7 +1399,29 @@
         <w:t xml:space="preserve"> Gerät (Laptop/PC/Tablet) </w:t>
       </w:r>
       <w:r>
-        <w:t>müsste wie in Punkt 2 beschreiben nun mit Ihrem Autodartssystem verbunden sein. Über den „WLAN-Verbindung einrichten“ Button müssen Sie Das System mit Ihrem Wlan/Internet zuhause verbinden</w:t>
+        <w:t xml:space="preserve">müsste wie in Punkt 2 </w:t>
+      </w:r>
+      <w:r>
+        <w:t>beschreiben,</w:t>
+      </w:r>
+      <w:r>
+        <w:t xml:space="preserve"> nun mit Ihrem </w:t>
+      </w:r>
+      <w:proofErr w:type="spellStart"/>
+      <w:r>
+        <w:t>Autodartssystem</w:t>
+      </w:r>
+      <w:proofErr w:type="spellEnd"/>
+      <w:r>
+        <w:t xml:space="preserve"> verbunden sein. Über den „WLAN-Verbindung einrichten“ Button müssen Sie Das System mit Ihrem </w:t>
+      </w:r>
+      <w:proofErr w:type="spellStart"/>
+      <w:r>
+        <w:t>Wlan</w:t>
+      </w:r>
+      <w:proofErr w:type="spellEnd"/>
+      <w:r>
+        <w:t>/Internet zuhause verbinden</w:t>
       </w:r>
       <w:r>
         <w:t xml:space="preserve">. </w:t>
@@ -974,14 +1429,17 @@
     </w:p>
     <w:p>
       <w:r>
+        <w:rPr>
+          <w:noProof/>
+        </w:rPr>
         <w:drawing>
-          <wp:anchor distT="0" distB="0" distL="114300" distR="114300" simplePos="0" relativeHeight="251668992" behindDoc="1" locked="0" layoutInCell="1" allowOverlap="1" wp14:anchorId="60005F85" wp14:editId="100821F2">
+          <wp:anchor distT="0" distB="0" distL="114300" distR="114300" simplePos="0" relativeHeight="251659776" behindDoc="1" locked="0" layoutInCell="1" allowOverlap="1" wp14:anchorId="60005F85" wp14:editId="29BF53DD">
             <wp:simplePos x="0" y="0"/>
-            <wp:positionH relativeFrom="column">
-              <wp:posOffset>-2540</wp:posOffset>
+            <wp:positionH relativeFrom="margin">
+              <wp:align>left</wp:align>
             </wp:positionH>
             <wp:positionV relativeFrom="paragraph">
-              <wp:posOffset>2399203</wp:posOffset>
+              <wp:posOffset>2498090</wp:posOffset>
             </wp:positionV>
             <wp:extent cx="2950845" cy="1687195"/>
             <wp:effectExtent l="0" t="0" r="1905" b="8255"/>
@@ -1006,7 +1464,7 @@
                     <pic:cNvPicPr/>
                   </pic:nvPicPr>
                   <pic:blipFill>
-                    <a:blip r:embed="rId17"/>
+                    <a:blip r:embed="rId16"/>
                     <a:stretch>
                       <a:fillRect/>
                     </a:stretch>
@@ -1033,8 +1491,11 @@
         </w:drawing>
       </w:r>
       <w:r>
+        <w:rPr>
+          <w:noProof/>
+        </w:rPr>
         <w:drawing>
-          <wp:anchor distT="0" distB="0" distL="114300" distR="114300" simplePos="0" relativeHeight="251675136" behindDoc="1" locked="0" layoutInCell="1" allowOverlap="1" wp14:anchorId="2DDF0C40" wp14:editId="63F2B277">
+          <wp:anchor distT="0" distB="0" distL="114300" distR="114300" simplePos="0" relativeHeight="251661824" behindDoc="1" locked="0" layoutInCell="1" allowOverlap="1" wp14:anchorId="2DDF0C40" wp14:editId="63F2B277">
             <wp:simplePos x="0" y="0"/>
             <wp:positionH relativeFrom="column">
               <wp:posOffset>635</wp:posOffset>
@@ -1065,7 +1526,7 @@
                     <pic:cNvPicPr/>
                   </pic:nvPicPr>
                   <pic:blipFill>
-                    <a:blip r:embed="rId18"/>
+                    <a:blip r:embed="rId17"/>
                     <a:stretch>
                       <a:fillRect/>
                     </a:stretch>
@@ -1111,8 +1572,9 @@
           <w:sz w:val="24"/>
           <w:szCs w:val="24"/>
         </w:rPr>
-        <w:t xml:space="preserve"> Per Wlan oder Lan</w:t>
-      </w:r>
+        <w:t xml:space="preserve"> Per </w:t>
+      </w:r>
+      <w:proofErr w:type="spellStart"/>
       <w:r>
         <w:rPr>
           <w:b/>
@@ -1121,8 +1583,9 @@
           <w:sz w:val="24"/>
           <w:szCs w:val="24"/>
         </w:rPr>
-        <w:t xml:space="preserve"> LEUCHTET DIE LED AM MINI PC. NUN BETÄTIGEN sie einmal für 1 Sekunde den Schalter, damit das </w:t>
-      </w:r>
+        <w:t>Wlan</w:t>
+      </w:r>
+      <w:proofErr w:type="spellEnd"/>
       <w:r>
         <w:rPr>
           <w:b/>
@@ -1131,7 +1594,7 @@
           <w:sz w:val="24"/>
           <w:szCs w:val="24"/>
         </w:rPr>
-        <w:t>Autodartss</w:t>
+        <w:t xml:space="preserve"> oder Lan</w:t>
       </w:r>
       <w:r>
         <w:rPr>
@@ -1141,8 +1604,9 @@
           <w:sz w:val="24"/>
           <w:szCs w:val="24"/>
         </w:rPr>
-        <w:t>ystem neu startet</w:t>
-      </w:r>
+        <w:t xml:space="preserve"> LEUCHTET DIE LED AM MINI PC. NUN BETÄTIGEN sie einmal für 1 Sekunde den Schalter, damit das </w:t>
+      </w:r>
+      <w:proofErr w:type="spellStart"/>
       <w:r>
         <w:rPr>
           <w:b/>
@@ -1151,7 +1615,7 @@
           <w:sz w:val="24"/>
           <w:szCs w:val="24"/>
         </w:rPr>
-        <w:t xml:space="preserve"> mit Ihrer Internet vebrindung</w:t>
+        <w:t>Autodartss</w:t>
       </w:r>
       <w:r>
         <w:rPr>
@@ -1161,6 +1625,49 @@
           <w:sz w:val="24"/>
           <w:szCs w:val="24"/>
         </w:rPr>
+        <w:t>ystem</w:t>
+      </w:r>
+      <w:proofErr w:type="spellEnd"/>
+      <w:r>
+        <w:rPr>
+          <w:b/>
+          <w:bCs/>
+          <w:color w:val="EE0000"/>
+          <w:sz w:val="24"/>
+          <w:szCs w:val="24"/>
+        </w:rPr>
+        <w:t xml:space="preserve"> neu startet</w:t>
+      </w:r>
+      <w:r>
+        <w:rPr>
+          <w:b/>
+          <w:bCs/>
+          <w:color w:val="EE0000"/>
+          <w:sz w:val="24"/>
+          <w:szCs w:val="24"/>
+        </w:rPr>
+        <w:t xml:space="preserve"> mit Ihrer Internet </w:t>
+      </w:r>
+      <w:proofErr w:type="spellStart"/>
+      <w:r>
+        <w:rPr>
+          <w:b/>
+          <w:bCs/>
+          <w:color w:val="EE0000"/>
+          <w:sz w:val="24"/>
+          <w:szCs w:val="24"/>
+        </w:rPr>
+        <w:t>vebrindung</w:t>
+      </w:r>
+      <w:proofErr w:type="spellEnd"/>
+      <w:r>
+        <w:rPr>
+          <w:b/>
+          <w:bCs/>
+          <w:color w:val="EE0000"/>
+          <w:sz w:val="24"/>
+          <w:szCs w:val="24"/>
+        </w:rPr>
         <w:t>. Nach erfolgreichen neustartet leuchtet die LED.</w:t>
       </w:r>
     </w:p>
@@ -1169,14 +1676,38 @@
         <w:pStyle w:val="berschrift2"/>
       </w:pPr>
       <w:r>
+        <w:br/>
+      </w:r>
+      <w:r>
+        <w:br/>
+      </w:r>
+      <w:r>
+        <w:t>4</w:t>
+      </w:r>
+      <w:r>
+        <w:t>. Dartscheibe konfigurieren</w:t>
+      </w:r>
+    </w:p>
+    <w:p>
+      <w:pPr>
+        <w:rPr>
+          <w:bCs/>
+          <w:sz w:val="24"/>
+          <w:szCs w:val="24"/>
+        </w:rPr>
+      </w:pPr>
+      <w:r>
+        <w:rPr>
+          <w:noProof/>
+        </w:rPr>
         <w:drawing>
-          <wp:anchor distT="0" distB="0" distL="114300" distR="114300" simplePos="0" relativeHeight="251660800" behindDoc="1" locked="0" layoutInCell="1" allowOverlap="1" wp14:anchorId="49C29F6A" wp14:editId="4D36D10F">
+          <wp:anchor distT="0" distB="0" distL="114300" distR="114300" simplePos="0" relativeHeight="251656704" behindDoc="1" locked="0" layoutInCell="1" allowOverlap="1" wp14:anchorId="49C29F6A" wp14:editId="42E9133F">
             <wp:simplePos x="0" y="0"/>
-            <wp:positionH relativeFrom="column">
-              <wp:posOffset>635</wp:posOffset>
+            <wp:positionH relativeFrom="margin">
+              <wp:align>left</wp:align>
             </wp:positionH>
             <wp:positionV relativeFrom="paragraph">
-              <wp:posOffset>291465</wp:posOffset>
+              <wp:posOffset>181610</wp:posOffset>
             </wp:positionV>
             <wp:extent cx="6188400" cy="1569600"/>
             <wp:effectExtent l="0" t="0" r="3175" b="0"/>
@@ -1193,7 +1724,7 @@
                     <pic:cNvPicPr/>
                   </pic:nvPicPr>
                   <pic:blipFill>
-                    <a:blip r:embed="rId19"/>
+                    <a:blip r:embed="rId18"/>
                     <a:stretch>
                       <a:fillRect/>
                     </a:stretch>
@@ -1220,35 +1751,94 @@
         </w:drawing>
       </w:r>
       <w:r>
-        <w:t>4</w:t>
-      </w:r>
-      <w:r>
-        <w:t>. Dartscheibe konfigurieren</w:t>
-      </w:r>
-    </w:p>
-    <w:p>
-      <w:pPr>
         <w:rPr>
           <w:bCs/>
           <w:sz w:val="24"/>
           <w:szCs w:val="24"/>
         </w:rPr>
-      </w:pPr>
+        <w:t xml:space="preserve">Über den </w:t>
+      </w:r>
       <w:r>
         <w:rPr>
           <w:bCs/>
           <w:sz w:val="24"/>
           <w:szCs w:val="24"/>
         </w:rPr>
-        <w:t xml:space="preserve">Über den </w:t>
-      </w:r>
+        <w:t xml:space="preserve">Versions Button kann man zu einer älteren Autodarts Version </w:t>
+      </w:r>
+      <w:proofErr w:type="gramStart"/>
       <w:r>
         <w:rPr>
           <w:bCs/>
           <w:sz w:val="24"/>
           <w:szCs w:val="24"/>
         </w:rPr>
-        <w:t>Versions Button kann man zu einer älteren Autodarts Version wechseln falls die aktuelle Probleme bereitet.Nur im Notfall falls Seitens AD Fehler passiert sind in der neuen Version.</w:t>
+        <w:t>wechseln</w:t>
+      </w:r>
+      <w:proofErr w:type="gramEnd"/>
+      <w:r>
+        <w:rPr>
+          <w:bCs/>
+          <w:sz w:val="24"/>
+          <w:szCs w:val="24"/>
+        </w:rPr>
+        <w:t xml:space="preserve"> falls </w:t>
+      </w:r>
+      <w:proofErr w:type="gramStart"/>
+      <w:r>
+        <w:rPr>
+          <w:bCs/>
+          <w:sz w:val="24"/>
+          <w:szCs w:val="24"/>
+        </w:rPr>
+        <w:t>die aktuelle Probleme</w:t>
+      </w:r>
+      <w:proofErr w:type="gramEnd"/>
+      <w:r>
+        <w:rPr>
+          <w:bCs/>
+          <w:sz w:val="24"/>
+          <w:szCs w:val="24"/>
+        </w:rPr>
+        <w:t xml:space="preserve"> </w:t>
+      </w:r>
+      <w:proofErr w:type="spellStart"/>
+      <w:proofErr w:type="gramStart"/>
+      <w:r>
+        <w:rPr>
+          <w:bCs/>
+          <w:sz w:val="24"/>
+          <w:szCs w:val="24"/>
+        </w:rPr>
+        <w:t>bereitet.Nur</w:t>
+      </w:r>
+      <w:proofErr w:type="spellEnd"/>
+      <w:proofErr w:type="gramEnd"/>
+      <w:r>
+        <w:rPr>
+          <w:bCs/>
+          <w:sz w:val="24"/>
+          <w:szCs w:val="24"/>
+        </w:rPr>
+        <w:t xml:space="preserve"> im Notfall falls Seitens </w:t>
+      </w:r>
+      <w:proofErr w:type="gramStart"/>
+      <w:r>
+        <w:rPr>
+          <w:bCs/>
+          <w:sz w:val="24"/>
+          <w:szCs w:val="24"/>
+        </w:rPr>
+        <w:t>AD Fehler</w:t>
+      </w:r>
+      <w:proofErr w:type="gramEnd"/>
+      <w:r>
+        <w:rPr>
+          <w:bCs/>
+          <w:sz w:val="24"/>
+          <w:szCs w:val="24"/>
+        </w:rPr>
+        <w:t xml:space="preserve"> passiert sind in der neuen Version.</w:t>
       </w:r>
     </w:p>
     <w:p>
@@ -1258,7 +1848,7 @@
         </w:rPr>
         <w:lastRenderedPageBreak/>
         <w:drawing>
-          <wp:anchor distT="0" distB="0" distL="114300" distR="114300" simplePos="0" relativeHeight="251654656" behindDoc="1" locked="0" layoutInCell="1" allowOverlap="1" wp14:anchorId="03730A7F" wp14:editId="3AF7956D">
+          <wp:anchor distT="0" distB="0" distL="114300" distR="114300" simplePos="0" relativeHeight="251652608" behindDoc="1" locked="0" layoutInCell="1" allowOverlap="1" wp14:anchorId="03730A7F" wp14:editId="3AF7956D">
             <wp:simplePos x="0" y="0"/>
             <wp:positionH relativeFrom="column">
               <wp:posOffset>635</wp:posOffset>
@@ -1289,7 +1879,7 @@
                     <pic:cNvPicPr/>
                   </pic:nvPicPr>
                   <pic:blipFill>
-                    <a:blip r:embed="rId20"/>
+                    <a:blip r:embed="rId19"/>
                     <a:stretch>
                       <a:fillRect/>
                     </a:stretch>
@@ -1362,8 +1952,18 @@
           <w:sz w:val="28"/>
           <w:szCs w:val="28"/>
         </w:rPr>
-        <w:t>/Raspberry/MiniPC</w:t>
-      </w:r>
+        <w:t>/Raspberry/</w:t>
+      </w:r>
+      <w:proofErr w:type="spellStart"/>
+      <w:r>
+        <w:rPr>
+          <w:b/>
+          <w:sz w:val="28"/>
+          <w:szCs w:val="28"/>
+        </w:rPr>
+        <w:t>MiniPC</w:t>
+      </w:r>
+      <w:proofErr w:type="spellEnd"/>
       <w:r>
         <w:rPr>
           <w:b/>
@@ -1407,8 +2007,19 @@
           <w:sz w:val="24"/>
           <w:szCs w:val="24"/>
         </w:rPr>
-        <w:t>, wenn Sie fertig sind auf Stop</w:t>
-      </w:r>
+        <w:t xml:space="preserve">, wenn Sie fertig sind auf </w:t>
+      </w:r>
+      <w:proofErr w:type="spellStart"/>
+      <w:r>
+        <w:rPr>
+          <w:b/>
+          <w:bCs/>
+          <w:sz w:val="24"/>
+          <w:szCs w:val="24"/>
+        </w:rPr>
+        <w:t>Stop</w:t>
+      </w:r>
+      <w:proofErr w:type="spellEnd"/>
     </w:p>
     <w:p>
       <w:r>
@@ -1431,7 +2042,7 @@
                     <pic:cNvPicPr/>
                   </pic:nvPicPr>
                   <pic:blipFill>
-                    <a:blip r:embed="rId21"/>
+                    <a:blip r:embed="rId20"/>
                     <a:stretch>
                       <a:fillRect/>
                     </a:stretch>
@@ -1470,8 +2081,11 @@
     </w:p>
     <w:p>
       <w:r>
+        <w:rPr>
+          <w:noProof/>
+        </w:rPr>
         <w:drawing>
-          <wp:anchor distT="0" distB="0" distL="114300" distR="114300" simplePos="0" relativeHeight="251664896" behindDoc="1" locked="0" layoutInCell="1" allowOverlap="1" wp14:anchorId="7F6F9A5D" wp14:editId="139300DF">
+          <wp:anchor distT="0" distB="0" distL="114300" distR="114300" simplePos="0" relativeHeight="251658752" behindDoc="1" locked="0" layoutInCell="1" allowOverlap="1" wp14:anchorId="7F6F9A5D" wp14:editId="139300DF">
             <wp:simplePos x="0" y="0"/>
             <wp:positionH relativeFrom="column">
               <wp:posOffset>-6985</wp:posOffset>
@@ -1494,7 +2108,7 @@
                     <pic:cNvPicPr/>
                   </pic:nvPicPr>
                   <pic:blipFill>
-                    <a:blip r:embed="rId22"/>
+                    <a:blip r:embed="rId21"/>
                     <a:stretch>
                       <a:fillRect/>
                     </a:stretch>
@@ -1538,13 +2152,7 @@
         <w:pStyle w:val="berschrift2"/>
       </w:pPr>
       <w:r>
-        <w:t>7</w:t>
-      </w:r>
-      <w:r>
-        <w:t xml:space="preserve">. </w:t>
-      </w:r>
-      <w:r>
-        <w:t>W</w:t>
+        <w:t>7. W</w:t>
       </w:r>
       <w:r>
         <w:t>LED</w:t>
@@ -1556,23 +2164,79 @@
     <w:p/>
     <w:p>
       <w:r>
-        <w:t xml:space="preserve">WLED ist zur Gänze vorkonfiguriert, Sie müssen nur Ihre Acount Details eingeben und auf „Speichern“ klicken. Es können bis zu 3 verschiedene WLED Controller auf einmal angesteuert werden. </w:t>
+        <w:t xml:space="preserve">WLED ist zur Gänze vorkonfiguriert, Sie müssen nur Ihre </w:t>
+      </w:r>
+      <w:proofErr w:type="spellStart"/>
+      <w:r>
+        <w:t>Acount</w:t>
+      </w:r>
+      <w:proofErr w:type="spellEnd"/>
+      <w:r>
+        <w:t xml:space="preserve"> Details eingeben und auf „Speichern“ klicken. Es können bis zu 3 verschiedene </w:t>
+      </w:r>
+      <w:proofErr w:type="gramStart"/>
+      <w:r>
+        <w:t>WLED Controller</w:t>
+      </w:r>
+      <w:proofErr w:type="gramEnd"/>
+      <w:r>
+        <w:t xml:space="preserve"> auf einmal angesteuert werden. </w:t>
       </w:r>
       <w:r>
         <w:br/>
-        <w:t xml:space="preserve">WLED kann auch direkt über „LED konfigurieren“ konfiguriert werden. Durch den klick auf diesen Button kommen Sie direkt auf die WLED Einstellung des Controllers und Können Ihre Lichtefekte einstellen. </w:t>
+        <w:t xml:space="preserve">WLED kann auch direkt über „LED konfigurieren“ konfiguriert werden. Durch den </w:t>
+      </w:r>
+      <w:proofErr w:type="spellStart"/>
+      <w:r>
+        <w:t>klick</w:t>
+      </w:r>
+      <w:proofErr w:type="spellEnd"/>
+      <w:r>
+        <w:t xml:space="preserve"> auf diesen Button kommen Sie direkt auf die </w:t>
+      </w:r>
+      <w:proofErr w:type="gramStart"/>
+      <w:r>
+        <w:t>WLED Einstellung</w:t>
+      </w:r>
+      <w:proofErr w:type="gramEnd"/>
+      <w:r>
+        <w:t xml:space="preserve"> des Controllers und Können Ihre </w:t>
+      </w:r>
+      <w:proofErr w:type="spellStart"/>
+      <w:r>
+        <w:t>Lichtefekte</w:t>
+      </w:r>
+      <w:proofErr w:type="spellEnd"/>
+      <w:r>
+        <w:t xml:space="preserve"> einstellen. </w:t>
       </w:r>
       <w:r>
         <w:br/>
       </w:r>
       <w:r>
-        <w:t xml:space="preserve">Für den WLED Controller gibt es eine </w:t>
+        <w:t xml:space="preserve">Für den </w:t>
+      </w:r>
+      <w:proofErr w:type="gramStart"/>
+      <w:r>
+        <w:t>WLED Controller</w:t>
+      </w:r>
+      <w:proofErr w:type="gramEnd"/>
+      <w:r>
+        <w:t xml:space="preserve"> gibt es eine </w:t>
       </w:r>
       <w:r>
         <w:t>Standardeinstellung</w:t>
       </w:r>
       <w:r>
-        <w:t xml:space="preserve">, die bei Github zum </w:t>
+        <w:t xml:space="preserve">, die bei </w:t>
+      </w:r>
+      <w:proofErr w:type="spellStart"/>
+      <w:r>
+        <w:t>Github</w:t>
+      </w:r>
+      <w:proofErr w:type="spellEnd"/>
+      <w:r>
+        <w:t xml:space="preserve"> zum </w:t>
       </w:r>
       <w:r>
         <w:t>Downloaden</w:t>
@@ -1586,8 +2250,11 @@
     </w:p>
     <w:p>
       <w:r>
+        <w:rPr>
+          <w:noProof/>
+        </w:rPr>
         <w:drawing>
-          <wp:anchor distT="0" distB="0" distL="114300" distR="114300" simplePos="0" relativeHeight="251678208" behindDoc="1" locked="0" layoutInCell="1" allowOverlap="1" wp14:anchorId="735EB84D" wp14:editId="0961CBDD">
+          <wp:anchor distT="0" distB="0" distL="114300" distR="114300" simplePos="0" relativeHeight="251662848" behindDoc="1" locked="0" layoutInCell="1" allowOverlap="1" wp14:anchorId="735EB84D" wp14:editId="0961CBDD">
             <wp:simplePos x="0" y="0"/>
             <wp:positionH relativeFrom="column">
               <wp:posOffset>-2136</wp:posOffset>
@@ -1618,7 +2285,7 @@
                     <pic:cNvPicPr/>
                   </pic:nvPicPr>
                   <pic:blipFill>
-                    <a:blip r:embed="rId23"/>
+                    <a:blip r:embed="rId22"/>
                     <a:stretch>
                       <a:fillRect/>
                     </a:stretch>
@@ -1650,13 +2317,7 @@
       </w:pPr>
       <w:r>
         <w:lastRenderedPageBreak/>
-        <w:t>8</w:t>
-      </w:r>
-      <w:r>
-        <w:t xml:space="preserve">. </w:t>
-      </w:r>
-      <w:r>
-        <w:t>Admin Bereich</w:t>
+        <w:t>8. Admin Bereich</w:t>
       </w:r>
     </w:p>
     <w:p>
@@ -1666,6 +2327,9 @@
     </w:p>
     <w:p>
       <w:r>
+        <w:rPr>
+          <w:noProof/>
+        </w:rPr>
         <w:drawing>
           <wp:inline distT="0" distB="0" distL="0" distR="0" wp14:anchorId="4C7701FE" wp14:editId="02A78206">
             <wp:extent cx="6188710" cy="710565"/>
@@ -1682,7 +2346,7 @@
                     <pic:cNvPicPr/>
                   </pic:nvPicPr>
                   <pic:blipFill>
-                    <a:blip r:embed="rId24"/>
+                    <a:blip r:embed="rId23"/>
                     <a:stretch>
                       <a:fillRect/>
                     </a:stretch>
@@ -1714,14 +2378,43 @@
       </w:r>
       <w:r>
         <w:br/>
-        <w:t>Diejenige mit dem notwendigen KnowHow wissen was hier eingestellt wird.</w:t>
+        <w:t xml:space="preserve">Diejenige mit dem notwendigen </w:t>
+      </w:r>
+      <w:proofErr w:type="spellStart"/>
+      <w:r>
+        <w:t>KnowHow</w:t>
+      </w:r>
+      <w:proofErr w:type="spellEnd"/>
+      <w:r>
+        <w:t xml:space="preserve"> wissen was hier eingestellt wird.</w:t>
       </w:r>
       <w:r>
         <w:br/>
       </w:r>
       <w:r>
         <w:br/>
-        <w:t xml:space="preserve">Einziger wichtiger Punkt wäre das update des Webpanels, 1-2x im Jahr. Hierbei handelt es sich um diese Webseite zum einstellen von Autodarts. </w:t>
+        <w:t xml:space="preserve">Einziger wichtiger Punkt wäre das </w:t>
+      </w:r>
+      <w:proofErr w:type="spellStart"/>
+      <w:r>
+        <w:t>update</w:t>
+      </w:r>
+      <w:proofErr w:type="spellEnd"/>
+      <w:r>
+        <w:t xml:space="preserve"> des Webpanels, 1-2x im Jahr. Hierbei handelt es sich um diese Webseite </w:t>
+      </w:r>
+      <w:proofErr w:type="gramStart"/>
+      <w:r>
+        <w:t xml:space="preserve">zum </w:t>
+      </w:r>
+      <w:proofErr w:type="spellStart"/>
+      <w:r>
+        <w:t>einstellen</w:t>
+      </w:r>
+      <w:proofErr w:type="spellEnd"/>
+      <w:proofErr w:type="gramEnd"/>
+      <w:r>
+        <w:t xml:space="preserve"> von Autodarts. </w:t>
       </w:r>
       <w:r>
         <w:br/>
@@ -1731,6 +2424,9 @@
         <w:br/>
       </w:r>
       <w:r>
+        <w:rPr>
+          <w:noProof/>
+        </w:rPr>
         <w:drawing>
           <wp:inline distT="0" distB="0" distL="0" distR="0" wp14:anchorId="6D583EFC" wp14:editId="16226AAC">
             <wp:extent cx="6188710" cy="4919980"/>
@@ -1747,7 +2443,7 @@
                     <pic:cNvPicPr/>
                   </pic:nvPicPr>
                   <pic:blipFill>
-                    <a:blip r:embed="rId25"/>
+                    <a:blip r:embed="rId24"/>
                     <a:stretch>
                       <a:fillRect/>
                     </a:stretch>
@@ -1779,7 +2475,15 @@
     </w:p>
     <w:p>
       <w:r>
-        <w:t>• WLAN „Autodartsinstall1“ wird nicht angezeigt: Prüfen, ob der Autodarts-Server eingeschaltet ist und warten Sie 30 Sekunden.</w:t>
+        <w:t xml:space="preserve">• WLAN „Autodartsinstall1“ wird nicht angezeigt: Prüfen, ob der Autodarts-Server eingeschaltet </w:t>
+      </w:r>
+      <w:proofErr w:type="gramStart"/>
+      <w:r>
+        <w:t>ist</w:t>
+      </w:r>
+      <w:proofErr w:type="gramEnd"/>
+      <w:r>
+        <w:t xml:space="preserve"> und warten Sie 30 Sekunden.</w:t>
       </w:r>
     </w:p>
     <w:p>
@@ -1805,13 +2509,32 @@
           <w:b/>
           <w:bCs/>
         </w:rPr>
-        <w:t>WLED funktioniert nicht mehr obwohl alles verbunden ist</w:t>
+        <w:t xml:space="preserve">WLED funktioniert nicht </w:t>
+      </w:r>
+      <w:proofErr w:type="gramStart"/>
+      <w:r>
+        <w:rPr>
+          <w:b/>
+          <w:bCs/>
+        </w:rPr>
+        <w:t>mehr</w:t>
+      </w:r>
+      <w:proofErr w:type="gramEnd"/>
+      <w:r>
+        <w:rPr>
+          <w:b/>
+          <w:bCs/>
+        </w:rPr>
+        <w:t xml:space="preserve"> obwohl alles verbunden ist</w:t>
       </w:r>
     </w:p>
     <w:p>
       <w:r>
+        <w:rPr>
+          <w:noProof/>
+        </w:rPr>
         <w:drawing>
-          <wp:anchor distT="0" distB="0" distL="114300" distR="114300" simplePos="0" relativeHeight="251671040" behindDoc="1" locked="0" layoutInCell="1" allowOverlap="1" wp14:anchorId="01846EDD" wp14:editId="6379E2D4">
+          <wp:anchor distT="0" distB="0" distL="114300" distR="114300" simplePos="0" relativeHeight="251660800" behindDoc="1" locked="0" layoutInCell="1" allowOverlap="1" wp14:anchorId="01846EDD" wp14:editId="6379E2D4">
             <wp:simplePos x="0" y="0"/>
             <wp:positionH relativeFrom="column">
               <wp:posOffset>483004</wp:posOffset>
@@ -1842,7 +2565,7 @@
                     <pic:cNvPicPr/>
                   </pic:nvPicPr>
                   <pic:blipFill>
-                    <a:blip r:embed="rId26"/>
+                    <a:blip r:embed="rId25"/>
                     <a:stretch>
                       <a:fillRect/>
                     </a:stretch>
@@ -1923,6 +2646,7 @@
           <w:szCs w:val="24"/>
         </w:rPr>
       </w:pPr>
+      <w:proofErr w:type="gramStart"/>
       <w:r>
         <w:rPr>
           <w:b/>
@@ -1941,6 +2665,7 @@
         </w:rPr>
         <w:t>STATUS</w:t>
       </w:r>
+      <w:proofErr w:type="gramEnd"/>
       <w:r>
         <w:rPr>
           <w:b/>
@@ -1972,7 +2697,15 @@
         </w:numPr>
       </w:pPr>
       <w:r>
-        <w:t>Vom Strom nehmen 5 Sekunden warten und wieder anstecken, falls es dann nicht funktioniert ist die Festplatte beschädigt, bei Peter Rottmann neue besorgen</w:t>
+        <w:t xml:space="preserve">Vom Strom nehmen 5 Sekunden warten und wieder anstecken, falls es dann nicht </w:t>
+      </w:r>
+      <w:proofErr w:type="gramStart"/>
+      <w:r>
+        <w:t>funktioniert</w:t>
+      </w:r>
+      <w:proofErr w:type="gramEnd"/>
+      <w:r>
+        <w:t xml:space="preserve"> ist die Festplatte beschädigt, bei Peter Rottmann neue besorgen</w:t>
       </w:r>
     </w:p>
     <w:p>
@@ -1984,7 +2717,15 @@
         </w:numPr>
       </w:pPr>
       <w:r>
-        <w:t>Grüne LED blinkt langsam = mit keinem Wlan oder Kabel in Ihrem Netz verbunden</w:t>
+        <w:t xml:space="preserve">Grüne LED blinkt langsam = mit keinem </w:t>
+      </w:r>
+      <w:proofErr w:type="spellStart"/>
+      <w:r>
+        <w:t>Wlan</w:t>
+      </w:r>
+      <w:proofErr w:type="spellEnd"/>
+      <w:r>
+        <w:t xml:space="preserve"> oder Kabel in Ihrem Netz verbunden</w:t>
       </w:r>
     </w:p>
     <w:p>
@@ -2013,7 +2754,7 @@
     </w:p>
     <w:p/>
     <w:sectPr>
-      <w:footerReference w:type="default" r:id="rId27"/>
+      <w:footerReference w:type="default" r:id="rId26"/>
       <w:pgSz w:w="12240" w:h="15840"/>
       <w:pgMar w:top="1134" w:right="1247" w:bottom="1134" w:left="1247" w:header="720" w:footer="720" w:gutter="0"/>
       <w:cols w:space="720"/>
